--- a/src/content/bios-processed/Pastizzi-D 2024.docx
+++ b/src/content/bios-processed/Pastizzi-D 2024.docx
@@ -15,443 +15,7 @@
         </w:rPr>
       </w:pPr>
       <w:r>
-        <w:rPr>
-          <w:rFonts w:ascii="Times New Roman" w:hAnsi="Times New Roman" w:cs="Times New Roman"/>
-          <w:b/>
-          <w:bCs/>
-          <w:sz w:val="24"/>
-          <w:szCs w:val="24"/>
-        </w:rPr>
-        <w:t>PASTIZZI</w:t>
-      </w:r>
-      <w:r>
-        <w:rPr>
-          <w:rFonts w:ascii="Times New Roman" w:hAnsi="Times New Roman" w:cs="Times New Roman"/>
-          <w:b/>
-          <w:bCs/>
-          <w:sz w:val="24"/>
-          <w:szCs w:val="24"/>
-        </w:rPr>
-        <w:t xml:space="preserve">, Dunja (known as </w:t>
-      </w:r>
-      <w:proofErr w:type="spellStart"/>
-      <w:r>
-        <w:rPr>
-          <w:rFonts w:ascii="Times New Roman" w:hAnsi="Times New Roman" w:cs="Times New Roman"/>
-          <w:b/>
-          <w:bCs/>
-          <w:sz w:val="24"/>
-          <w:szCs w:val="24"/>
-        </w:rPr>
-        <w:t>Pastizzi-</w:t>
-      </w:r>
-      <w:r>
-        <w:rPr>
-          <w:rFonts w:ascii="Times New Roman" w:hAnsi="Times New Roman" w:cs="Times New Roman"/>
-          <w:b/>
-          <w:bCs/>
-          <w:sz w:val="24"/>
-          <w:szCs w:val="24"/>
-        </w:rPr>
-        <w:t>Feren</w:t>
-      </w:r>
-      <w:r>
-        <w:rPr>
-          <w:rFonts w:ascii="Times New Roman" w:hAnsi="Times New Roman" w:cs="Times New Roman"/>
-          <w:b/>
-          <w:bCs/>
-          <w:sz w:val="24"/>
-          <w:szCs w:val="24"/>
-          <w:bdr w:val="none" w:sz="0" w:space="0" w:color="auto" w:frame="1"/>
-        </w:rPr>
-        <w:t>čić</w:t>
-      </w:r>
-      <w:proofErr w:type="spellEnd"/>
-      <w:r>
-        <w:rPr>
-          <w:rFonts w:ascii="Times New Roman" w:hAnsi="Times New Roman" w:cs="Times New Roman"/>
-          <w:b/>
-          <w:bCs/>
-          <w:sz w:val="24"/>
-          <w:szCs w:val="24"/>
-          <w:bdr w:val="none" w:sz="0" w:space="0" w:color="auto" w:frame="1"/>
-        </w:rPr>
-        <w:t>)</w:t>
-      </w:r>
-      <w:r>
-        <w:rPr>
-          <w:rFonts w:ascii="Times New Roman" w:hAnsi="Times New Roman" w:cs="Times New Roman"/>
-          <w:b/>
-          <w:bCs/>
-          <w:sz w:val="24"/>
-          <w:szCs w:val="24"/>
-        </w:rPr>
-        <w:t xml:space="preserve">, </w:t>
-      </w:r>
-      <w:r>
-        <w:rPr>
-          <w:rFonts w:ascii="Times New Roman" w:hAnsi="Times New Roman" w:cs="Times New Roman"/>
-          <w:b/>
-          <w:bCs/>
-          <w:sz w:val="24"/>
-          <w:szCs w:val="24"/>
-        </w:rPr>
-        <w:t xml:space="preserve">economist and </w:t>
-      </w:r>
-      <w:r>
-        <w:rPr>
-          <w:rFonts w:ascii="Times New Roman" w:hAnsi="Times New Roman" w:cs="Times New Roman"/>
-          <w:b/>
-          <w:bCs/>
-          <w:sz w:val="24"/>
-          <w:szCs w:val="24"/>
-        </w:rPr>
-        <w:t xml:space="preserve">first </w:t>
-      </w:r>
-      <w:r>
-        <w:rPr>
-          <w:rFonts w:ascii="Times New Roman" w:hAnsi="Times New Roman" w:cs="Times New Roman"/>
-          <w:b/>
-          <w:bCs/>
-          <w:sz w:val="24"/>
-          <w:szCs w:val="24"/>
-        </w:rPr>
-        <w:t>Director of the United Nations International Research and Training Institute for the Advancement of Women (INSTRAW)</w:t>
-      </w:r>
-      <w:r>
-        <w:rPr>
-          <w:rFonts w:ascii="Times New Roman" w:hAnsi="Times New Roman" w:cs="Times New Roman"/>
-          <w:b/>
-          <w:bCs/>
-          <w:sz w:val="24"/>
-          <w:szCs w:val="24"/>
-        </w:rPr>
-        <w:t xml:space="preserve"> </w:t>
-      </w:r>
-      <w:r>
-        <w:rPr>
-          <w:rFonts w:ascii="Times New Roman" w:hAnsi="Times New Roman" w:cs="Times New Roman"/>
-          <w:b/>
-          <w:bCs/>
-          <w:sz w:val="24"/>
-          <w:szCs w:val="24"/>
-        </w:rPr>
-        <w:t>1981-1990, was born 13 October 1936 in Zagreb, Yugoslavia</w:t>
-      </w:r>
-      <w:r>
-        <w:rPr>
-          <w:rFonts w:ascii="Times New Roman" w:hAnsi="Times New Roman" w:cs="Times New Roman"/>
-          <w:b/>
-          <w:bCs/>
-          <w:sz w:val="24"/>
-          <w:szCs w:val="24"/>
-        </w:rPr>
-        <w:t xml:space="preserve"> and passed away 23 December 2003 in Zagreb, Croatia</w:t>
-      </w:r>
-      <w:r>
-        <w:rPr>
-          <w:rFonts w:ascii="Times New Roman" w:hAnsi="Times New Roman" w:cs="Times New Roman"/>
-          <w:b/>
-          <w:bCs/>
-          <w:sz w:val="24"/>
-          <w:szCs w:val="24"/>
-        </w:rPr>
-        <w:t>.</w:t>
-      </w:r>
-      <w:r>
-        <w:rPr>
-          <w:rFonts w:ascii="Times New Roman" w:hAnsi="Times New Roman" w:cs="Times New Roman"/>
-          <w:b/>
-          <w:bCs/>
-          <w:sz w:val="24"/>
-          <w:szCs w:val="24"/>
-        </w:rPr>
-        <w:t xml:space="preserve"> She was the daughter of </w:t>
-      </w:r>
-      <w:proofErr w:type="spellStart"/>
-      <w:r>
-        <w:rPr>
-          <w:rFonts w:ascii="Times New Roman" w:hAnsi="Times New Roman" w:cs="Times New Roman"/>
-          <w:b/>
-          <w:bCs/>
-          <w:sz w:val="24"/>
-          <w:szCs w:val="24"/>
-        </w:rPr>
-        <w:t>Gjuro</w:t>
-      </w:r>
-      <w:proofErr w:type="spellEnd"/>
-      <w:r>
-        <w:rPr>
-          <w:rFonts w:ascii="Times New Roman" w:hAnsi="Times New Roman" w:cs="Times New Roman"/>
-          <w:b/>
-          <w:bCs/>
-          <w:sz w:val="24"/>
-          <w:szCs w:val="24"/>
-        </w:rPr>
-        <w:t xml:space="preserve"> Pastizzi</w:t>
-      </w:r>
-      <w:r>
-        <w:rPr>
-          <w:rFonts w:ascii="Times New Roman" w:hAnsi="Times New Roman" w:cs="Times New Roman"/>
-          <w:b/>
-          <w:bCs/>
-          <w:sz w:val="24"/>
-          <w:szCs w:val="24"/>
-        </w:rPr>
-        <w:t xml:space="preserve">, </w:t>
-      </w:r>
-      <w:r>
-        <w:rPr>
-          <w:rFonts w:ascii="Times New Roman" w:hAnsi="Times New Roman" w:cs="Times New Roman"/>
-          <w:b/>
-          <w:bCs/>
-          <w:sz w:val="24"/>
-          <w:szCs w:val="24"/>
-        </w:rPr>
-        <w:t>watchmaker</w:t>
-      </w:r>
-      <w:r>
-        <w:rPr>
-          <w:rFonts w:ascii="Times New Roman" w:hAnsi="Times New Roman" w:cs="Times New Roman"/>
-          <w:b/>
-          <w:bCs/>
-          <w:sz w:val="24"/>
-          <w:szCs w:val="24"/>
-        </w:rPr>
-        <w:t xml:space="preserve">, and </w:t>
-      </w:r>
-      <w:r>
-        <w:rPr>
-          <w:rFonts w:ascii="Times New Roman" w:hAnsi="Times New Roman" w:cs="Times New Roman"/>
-          <w:b/>
-          <w:bCs/>
-          <w:sz w:val="24"/>
-          <w:szCs w:val="24"/>
-        </w:rPr>
-        <w:t xml:space="preserve">Marija </w:t>
-      </w:r>
-      <w:proofErr w:type="spellStart"/>
-      <w:r>
-        <w:rPr>
-          <w:rFonts w:ascii="Times New Roman" w:hAnsi="Times New Roman" w:cs="Times New Roman"/>
-          <w:b/>
-          <w:bCs/>
-          <w:sz w:val="24"/>
-          <w:szCs w:val="24"/>
-        </w:rPr>
-        <w:t>Vodnica</w:t>
-      </w:r>
-      <w:proofErr w:type="spellEnd"/>
-      <w:r>
-        <w:rPr>
-          <w:rFonts w:ascii="Times New Roman" w:hAnsi="Times New Roman" w:cs="Times New Roman"/>
-          <w:b/>
-          <w:bCs/>
-          <w:sz w:val="24"/>
-          <w:szCs w:val="24"/>
-        </w:rPr>
-        <w:t>, administrator</w:t>
-      </w:r>
-      <w:r>
-        <w:rPr>
-          <w:rFonts w:ascii="Times New Roman" w:hAnsi="Times New Roman" w:cs="Times New Roman"/>
-          <w:b/>
-          <w:bCs/>
-          <w:sz w:val="24"/>
-          <w:szCs w:val="24"/>
-        </w:rPr>
-        <w:t xml:space="preserve"> </w:t>
-      </w:r>
-      <w:r>
-        <w:rPr>
-          <w:rFonts w:ascii="Times New Roman" w:hAnsi="Times New Roman" w:cs="Times New Roman"/>
-          <w:b/>
-          <w:bCs/>
-          <w:sz w:val="24"/>
-          <w:szCs w:val="24"/>
-        </w:rPr>
-        <w:t>at</w:t>
-      </w:r>
-      <w:r>
-        <w:rPr>
-          <w:rFonts w:ascii="Times New Roman" w:hAnsi="Times New Roman" w:cs="Times New Roman"/>
-          <w:b/>
-          <w:bCs/>
-          <w:sz w:val="24"/>
-          <w:szCs w:val="24"/>
-        </w:rPr>
-        <w:t xml:space="preserve"> a food production factory</w:t>
-      </w:r>
-      <w:r>
-        <w:rPr>
-          <w:rFonts w:ascii="Times New Roman" w:hAnsi="Times New Roman" w:cs="Times New Roman"/>
-          <w:b/>
-          <w:bCs/>
-          <w:sz w:val="24"/>
-          <w:szCs w:val="24"/>
-        </w:rPr>
-        <w:t>.</w:t>
-      </w:r>
-      <w:r>
-        <w:rPr>
-          <w:rFonts w:ascii="Times New Roman" w:hAnsi="Times New Roman" w:cs="Times New Roman"/>
-          <w:b/>
-          <w:bCs/>
-          <w:sz w:val="24"/>
-          <w:szCs w:val="24"/>
-        </w:rPr>
-        <w:t xml:space="preserve"> </w:t>
-      </w:r>
-      <w:r>
-        <w:rPr>
-          <w:rFonts w:ascii="Times New Roman" w:hAnsi="Times New Roman" w:cs="Times New Roman"/>
-          <w:b/>
-          <w:bCs/>
-          <w:sz w:val="24"/>
-          <w:szCs w:val="24"/>
-        </w:rPr>
-        <w:t xml:space="preserve">On </w:t>
-      </w:r>
-      <w:r>
-        <w:rPr>
-          <w:rFonts w:ascii="Times New Roman" w:hAnsi="Times New Roman" w:cs="Times New Roman"/>
-          <w:b/>
-          <w:bCs/>
-          <w:sz w:val="24"/>
-          <w:szCs w:val="24"/>
-        </w:rPr>
-        <w:t xml:space="preserve">20 November 1960 </w:t>
-      </w:r>
-      <w:r>
-        <w:rPr>
-          <w:rFonts w:ascii="Times New Roman" w:hAnsi="Times New Roman" w:cs="Times New Roman"/>
-          <w:b/>
-          <w:bCs/>
-          <w:sz w:val="24"/>
-          <w:szCs w:val="24"/>
-        </w:rPr>
-        <w:t>she</w:t>
-      </w:r>
-      <w:r>
-        <w:rPr>
-          <w:rFonts w:ascii="Times New Roman" w:hAnsi="Times New Roman" w:cs="Times New Roman"/>
-          <w:b/>
-          <w:bCs/>
-          <w:sz w:val="24"/>
-          <w:szCs w:val="24"/>
-        </w:rPr>
-        <w:t xml:space="preserve"> m</w:t>
-      </w:r>
-      <w:r>
-        <w:rPr>
-          <w:rFonts w:ascii="Times New Roman" w:hAnsi="Times New Roman" w:cs="Times New Roman"/>
-          <w:b/>
-          <w:bCs/>
-          <w:sz w:val="24"/>
-          <w:szCs w:val="24"/>
-        </w:rPr>
-        <w:t xml:space="preserve">arried </w:t>
-      </w:r>
-      <w:r>
-        <w:rPr>
-          <w:rFonts w:ascii="Times New Roman" w:hAnsi="Times New Roman" w:cs="Times New Roman"/>
-          <w:b/>
-          <w:bCs/>
-          <w:sz w:val="24"/>
-          <w:szCs w:val="24"/>
-          <w:bdr w:val="none" w:sz="0" w:space="0" w:color="auto" w:frame="1"/>
-        </w:rPr>
-        <w:t>Ante</w:t>
-      </w:r>
-      <w:r>
-        <w:rPr>
-          <w:rFonts w:ascii="Times New Roman" w:hAnsi="Times New Roman" w:cs="Times New Roman"/>
-          <w:sz w:val="24"/>
-          <w:szCs w:val="24"/>
-          <w:bdr w:val="none" w:sz="0" w:space="0" w:color="auto" w:frame="1"/>
-        </w:rPr>
-        <w:t xml:space="preserve"> </w:t>
-      </w:r>
-      <w:r>
-        <w:rPr>
-          <w:rFonts w:ascii="Times New Roman" w:hAnsi="Times New Roman" w:cs="Times New Roman"/>
-          <w:b/>
-          <w:bCs/>
-          <w:sz w:val="24"/>
-          <w:szCs w:val="24"/>
-          <w:bdr w:val="none" w:sz="0" w:space="0" w:color="auto" w:frame="1"/>
-        </w:rPr>
-        <w:t>Ferenčić</w:t>
-      </w:r>
-      <w:r>
-        <w:rPr>
-          <w:rFonts w:ascii="Times New Roman" w:hAnsi="Times New Roman" w:cs="Times New Roman"/>
-          <w:b/>
-          <w:bCs/>
-          <w:sz w:val="24"/>
-          <w:szCs w:val="24"/>
-        </w:rPr>
-        <w:t xml:space="preserve">, geology engineer, </w:t>
-      </w:r>
-      <w:r>
-        <w:rPr>
-          <w:rFonts w:ascii="Times New Roman" w:hAnsi="Times New Roman" w:cs="Times New Roman"/>
-          <w:b/>
-          <w:bCs/>
-          <w:sz w:val="24"/>
-          <w:szCs w:val="24"/>
-        </w:rPr>
-        <w:t xml:space="preserve">with whom she had </w:t>
-      </w:r>
-      <w:r>
-        <w:rPr>
-          <w:rFonts w:ascii="Times New Roman" w:hAnsi="Times New Roman" w:cs="Times New Roman"/>
-          <w:b/>
-          <w:bCs/>
-          <w:sz w:val="24"/>
-          <w:szCs w:val="24"/>
-        </w:rPr>
-        <w:t>two</w:t>
-      </w:r>
-      <w:r>
-        <w:rPr>
-          <w:rFonts w:ascii="Times New Roman" w:hAnsi="Times New Roman" w:cs="Times New Roman"/>
-          <w:b/>
-          <w:bCs/>
-          <w:sz w:val="24"/>
-          <w:szCs w:val="24"/>
-        </w:rPr>
-        <w:t xml:space="preserve"> </w:t>
-      </w:r>
-      <w:r>
-        <w:rPr>
-          <w:rFonts w:ascii="Times New Roman" w:hAnsi="Times New Roman" w:cs="Times New Roman"/>
-          <w:b/>
-          <w:bCs/>
-          <w:sz w:val="24"/>
-          <w:szCs w:val="24"/>
-        </w:rPr>
-        <w:t>daughter</w:t>
-      </w:r>
-      <w:r>
-        <w:rPr>
-          <w:rFonts w:ascii="Times New Roman" w:hAnsi="Times New Roman" w:cs="Times New Roman"/>
-          <w:b/>
-          <w:bCs/>
-          <w:sz w:val="24"/>
-          <w:szCs w:val="24"/>
-        </w:rPr>
-        <w:t>s</w:t>
-      </w:r>
-      <w:r>
-        <w:rPr>
-          <w:rFonts w:ascii="Times New Roman" w:hAnsi="Times New Roman" w:cs="Times New Roman"/>
-          <w:b/>
-          <w:bCs/>
-          <w:sz w:val="24"/>
-          <w:szCs w:val="24"/>
-        </w:rPr>
-        <w:t>.</w:t>
+        <w:t xml:space="preserve">PASTIZZI, Dunja (known as Pastizzi-Ferenčić), Croatian economist and first Director of the United Nations International Research and Training Institute for the Advancement of Women (INSTRAW) 1981-1990, was born 13 October 1936 in Zagreb, Yugoslavia and passed away 23 December 2003 in Zagreb, Croatia. She was the daughter of Gjuro Pastizzi, watchmaker, and Marija Vodnica, administrator at a food production factory. On 20 November 1960 she married Ante Ferenčić, geology engineer, with whom she had two daughters.</w:t>
       </w:r>
     </w:p>
     <w:p>
